--- a/frontend/assets/templates/docx/message-commandement.docx
+++ b/frontend/assets/templates/docx/message-commandement.docx
@@ -289,9 +289,38 @@
                 <w:sz w:val="20"/>
                 <w:szCs w:val="20"/>
               </w:rPr>
-              <w:t>Disposition</w:t>
-            </w:r>
-            <w:r>
+              <w:t>Disposition de référence</w:t>
+            </w:r>
+          </w:p>
+        </w:tc>
+        <w:tc>
+          <w:tcPr>
+            <w:tcW w:w="4469" w:type="dxa"/>
+          </w:tcPr>
+          <w:p>
+            <w:pPr>
+              <w:rPr>
+                <w:rFonts w:ascii="Marianne" w:hAnsi="Marianne"/>
+                <w:sz w:val="20"/>
+                <w:szCs w:val="20"/>
+              </w:rPr>
+            </w:pPr>
+            <w:r>
+              <w:rPr>
+                <w:rFonts w:ascii="Marianne" w:hAnsi="Marianne"/>
+                <w:sz w:val="20"/>
+                <w:szCs w:val="20"/>
+              </w:rPr>
+              <w:t>[Disposition de référence]</w:t>
+            </w:r>
+          </w:p>
+        </w:tc>
+        <w:tc>
+          <w:tcPr>
+            <w:tcW w:w="2126" w:type="dxa"/>
+          </w:tcPr>
+          <w:p>
+            <w:pPr>
               <w:rPr>
                 <w:rFonts w:ascii="Marianne" w:hAnsi="Marianne"/>
                 <w:b/>
@@ -299,38 +328,8 @@
                 <w:sz w:val="20"/>
                 <w:szCs w:val="20"/>
               </w:rPr>
-              <w:t xml:space="preserve"> de référence</w:t>
-            </w:r>
-          </w:p>
-        </w:tc>
-        <w:tc>
-          <w:tcPr>
-            <w:tcW w:w="4469" w:type="dxa"/>
-          </w:tcPr>
-          <w:p>
-            <w:pPr>
-              <w:rPr>
-                <w:rFonts w:ascii="Marianne" w:hAnsi="Marianne"/>
-                <w:sz w:val="20"/>
-                <w:szCs w:val="20"/>
-              </w:rPr>
-            </w:pPr>
-            <w:r>
-              <w:rPr>
-                <w:rFonts w:ascii="Marianne" w:hAnsi="Marianne"/>
-                <w:sz w:val="20"/>
-                <w:szCs w:val="20"/>
-              </w:rPr>
-              <w:t>[Disposition de référence]</w:t>
-            </w:r>
-          </w:p>
-        </w:tc>
-        <w:tc>
-          <w:tcPr>
-            <w:tcW w:w="2126" w:type="dxa"/>
-          </w:tcPr>
-          <w:p>
-            <w:pPr>
+            </w:pPr>
+            <w:r>
               <w:rPr>
                 <w:rFonts w:ascii="Marianne" w:hAnsi="Marianne"/>
                 <w:b/>
@@ -338,15 +337,6 @@
                 <w:sz w:val="20"/>
                 <w:szCs w:val="20"/>
               </w:rPr>
-            </w:pPr>
-            <w:r>
-              <w:rPr>
-                <w:rFonts w:ascii="Marianne" w:hAnsi="Marianne"/>
-                <w:b/>
-                <w:bCs/>
-                <w:sz w:val="20"/>
-                <w:szCs w:val="20"/>
-              </w:rPr>
               <w:t>Heure d’activation</w:t>
             </w:r>
           </w:p>
@@ -369,25 +359,7 @@
                 <w:sz w:val="20"/>
                 <w:szCs w:val="20"/>
               </w:rPr>
-              <w:t>[</w:t>
-            </w:r>
-            <w:proofErr w:type="gramStart"/>
-            <w:r>
-              <w:rPr>
-                <w:rFonts w:ascii="Marianne" w:hAnsi="Marianne"/>
-                <w:sz w:val="20"/>
-                <w:szCs w:val="20"/>
-              </w:rPr>
-              <w:t>heure</w:t>
-            </w:r>
-            <w:proofErr w:type="gramEnd"/>
-            <w:r>
-              <w:rPr>
-                <w:rFonts w:ascii="Marianne" w:hAnsi="Marianne"/>
-                <w:sz w:val="20"/>
-                <w:szCs w:val="20"/>
-              </w:rPr>
-              <w:t>]</w:t>
+              <w:t>[heure]</w:t>
             </w:r>
           </w:p>
         </w:tc>
@@ -959,7 +931,31 @@
                 <w:sz w:val="20"/>
                 <w:szCs w:val="20"/>
               </w:rPr>
-              <w:t xml:space="preserve">Sirène(s) à déclencher (groupe ou scénario) : </w:t>
+              <w:t>Groupe ou scénario de s</w:t>
+            </w:r>
+            <w:r>
+              <w:rPr>
+                <w:rFonts w:ascii="Marianne" w:hAnsi="Marianne"/>
+                <w:sz w:val="20"/>
+                <w:szCs w:val="20"/>
+              </w:rPr>
+              <w:t>irène(s) à déclencher</w:t>
+            </w:r>
+            <w:r>
+              <w:rPr>
+                <w:rFonts w:ascii="Marianne" w:hAnsi="Marianne"/>
+                <w:sz w:val="20"/>
+                <w:szCs w:val="20"/>
+              </w:rPr>
+              <w:t xml:space="preserve"> </w:t>
+            </w:r>
+            <w:r>
+              <w:rPr>
+                <w:rFonts w:ascii="Marianne" w:hAnsi="Marianne"/>
+                <w:sz w:val="20"/>
+                <w:szCs w:val="20"/>
+              </w:rPr>
+              <w:t xml:space="preserve">: </w:t>
             </w:r>
             <w:r>
               <w:rPr>
@@ -996,8 +992,20 @@
                 <w:sz w:val="20"/>
                 <w:szCs w:val="20"/>
               </w:rPr>
-              <w:t>Diffusion d’un message FR-Alert</w:t>
-            </w:r>
+              <w:t>Diffusion d’un message FR-</w:t>
+            </w:r>
+            <w:proofErr w:type="spellStart"/>
+            <w:r>
+              <w:rPr>
+                <w:rFonts w:ascii="Marianne" w:hAnsi="Marianne"/>
+                <w:b/>
+                <w:bCs/>
+                <w:sz w:val="20"/>
+                <w:szCs w:val="20"/>
+              </w:rPr>
+              <w:t>Alert</w:t>
+            </w:r>
+            <w:proofErr w:type="spellEnd"/>
           </w:p>
         </w:tc>
         <w:tc>
@@ -1049,7 +1057,41 @@
                 <w:sz w:val="20"/>
                 <w:szCs w:val="20"/>
               </w:rPr>
-              <w:t xml:space="preserve">Périmètre / zone de diffusion : </w:t>
+              <w:t>Périmètre / zone de diffusion </w:t>
+            </w:r>
+            <w:r>
+              <w:rPr>
+                <w:rFonts w:ascii="Marianne" w:hAnsi="Marianne"/>
+                <w:sz w:val="20"/>
+                <w:szCs w:val="20"/>
+              </w:rPr>
+              <w:t>du message FR-</w:t>
+            </w:r>
+            <w:proofErr w:type="spellStart"/>
+            <w:r>
+              <w:rPr>
+                <w:rFonts w:ascii="Marianne" w:hAnsi="Marianne"/>
+                <w:sz w:val="20"/>
+                <w:szCs w:val="20"/>
+              </w:rPr>
+              <w:t>Alert</w:t>
+            </w:r>
+            <w:proofErr w:type="spellEnd"/>
+            <w:r>
+              <w:rPr>
+                <w:rFonts w:ascii="Marianne" w:hAnsi="Marianne"/>
+                <w:sz w:val="20"/>
+                <w:szCs w:val="20"/>
+              </w:rPr>
+              <w:t xml:space="preserve"> </w:t>
+            </w:r>
+            <w:r>
+              <w:rPr>
+                <w:rFonts w:ascii="Marianne" w:hAnsi="Marianne"/>
+                <w:sz w:val="20"/>
+                <w:szCs w:val="20"/>
+              </w:rPr>
+              <w:t xml:space="preserve">: </w:t>
             </w:r>
             <w:r>
               <w:rPr>
@@ -1087,7 +1129,41 @@
                 <w:sz w:val="20"/>
                 <w:szCs w:val="20"/>
               </w:rPr>
-              <w:t xml:space="preserve">Message diffusé : </w:t>
+              <w:t xml:space="preserve">Message </w:t>
+            </w:r>
+            <w:r>
+              <w:rPr>
+                <w:rFonts w:ascii="Marianne" w:hAnsi="Marianne"/>
+                <w:sz w:val="20"/>
+                <w:szCs w:val="20"/>
+              </w:rPr>
+              <w:t>FR-</w:t>
+            </w:r>
+            <w:proofErr w:type="spellStart"/>
+            <w:r>
+              <w:rPr>
+                <w:rFonts w:ascii="Marianne" w:hAnsi="Marianne"/>
+                <w:sz w:val="20"/>
+                <w:szCs w:val="20"/>
+              </w:rPr>
+              <w:t>Alert</w:t>
+            </w:r>
+            <w:proofErr w:type="spellEnd"/>
+            <w:r>
+              <w:rPr>
+                <w:rFonts w:ascii="Marianne" w:hAnsi="Marianne"/>
+                <w:sz w:val="20"/>
+                <w:szCs w:val="20"/>
+              </w:rPr>
+              <w:t xml:space="preserve"> </w:t>
+            </w:r>
+            <w:r>
+              <w:rPr>
+                <w:rFonts w:ascii="Marianne" w:hAnsi="Marianne"/>
+                <w:sz w:val="20"/>
+                <w:szCs w:val="20"/>
+              </w:rPr>
+              <w:t xml:space="preserve">diffusé : </w:t>
             </w:r>
             <w:r>
               <w:rPr>
@@ -2686,7 +2762,6 @@
                                 <w:szCs w:val="20"/>
                               </w:rPr>
                             </w:pPr>
-                            <w:proofErr w:type="gramStart"/>
                             <w:r>
                               <w:rPr>
                                 <w:rFonts w:ascii="Marianne" w:hAnsi="Marianne"/>
@@ -2701,16 +2776,7 @@
                                 <w:sz w:val="20"/>
                                 <w:szCs w:val="20"/>
                               </w:rPr>
-                              <w:t>e</w:t>
-                            </w:r>
-                            <w:proofErr w:type="gramEnd"/>
-                            <w:r>
-                              <w:rPr>
-                                <w:rFonts w:ascii="Marianne" w:hAnsi="Marianne"/>
-                                <w:sz w:val="20"/>
-                                <w:szCs w:val="20"/>
-                              </w:rPr>
-                              <w:t xml:space="preserve"> </w:t>
+                              <w:t xml:space="preserve">e </w:t>
                             </w:r>
                             <w:r>
                               <w:rPr>
@@ -4511,6 +4577,7 @@
   <w:style w:type="character" w:default="1" w:styleId="Policepardfaut">
     <w:name w:val="Default Paragraph Font"/>
     <w:uiPriority w:val="1"/>
+    <w:semiHidden/>
     <w:unhideWhenUsed/>
   </w:style>
   <w:style w:type="table" w:default="1" w:styleId="TableauNormal">
